--- a/content/Bios/Gary_Baker.docx
+++ b/content/Bios/Gary_Baker.docx
@@ -1,170 +1,8 @@
 
 <file path=word/document.xml><?xml version="1.0" encoding="utf-8"?>
-<w:document xmlns:w14="http://schemas.microsoft.com/office/word/2010/wordml" xmlns:wp14="http://schemas.microsoft.com/office/word/2010/wordprocessingDrawing" xmlns:w="http://schemas.openxmlformats.org/wordprocessingml/2006/main" xmlns:m="http://schemas.openxmlformats.org/officeDocument/2006/math" xmlns:r="http://schemas.openxmlformats.org/officeDocument/2006/relationships" xmlns:o="urn:schemas-microsoft-com:office:office" xmlns:v="urn:schemas-microsoft-com:vml" xmlns:w10="urn:schemas-microsoft-com:office:word" xmlns:a="http://schemas.openxmlformats.org/drawingml/2006/main" xmlns:pic="http://schemas.openxmlformats.org/drawingml/2006/picture" xmlns:wp="http://schemas.openxmlformats.org/drawingml/2006/wordprocessingDrawing" xmlns:mc="http://schemas.openxmlformats.org/markup-compatibility/2006" mc:Ignorable="w14 wp14">
+<w:document xmlns:ns1="http://schemas.openxmlformats.org/markup-compatibility/2006" xmlns:ns2="http://schemas.microsoft.com/office/word/2010/wordml" xmlns:w="http://schemas.openxmlformats.org/wordprocessingml/2006/main" ns1:Ignorable="w14 wp14">
   <w:body>
-    <w:p xmlns:wp14="http://schemas.microsoft.com/office/word/2010/wordml" wp14:textId="77777777">
-      <w:pPr>
-        <w:pStyle w:val="FirstParagraph"/>
-      </w:pPr>
-      <w:r>
-        <w:rPr/>
-        <w:t>2003 Hall of Fame Inductee Gary Baker – Denver</w:t>
-      </w:r>
-      <w:r>
-        <w:rPr/>
-        <w:t xml:space="preserve"> </w:t>
-      </w:r>
-      <w:r>
-        <w:rPr/>
-        <w:t xml:space="preserve">Gary Baker </w:t>
-      </w:r>
-      <w:r>
-        <w:rPr/>
-        <w:t>graduated</w:t>
-      </w:r>
-      <w:r>
-        <w:rPr/>
-        <w:t xml:space="preserve"> Cathedral High School where he played football, basketball, and</w:t>
-      </w:r>
-      <w:r>
-        <w:rPr/>
-        <w:t xml:space="preserve"> </w:t>
-      </w:r>
-      <w:r>
-        <w:rPr/>
-        <w:t xml:space="preserve">baseball. He attended the University of Denver and played </w:t>
-      </w:r>
-      <w:r>
-        <w:rPr/>
-        <w:t>freshman</w:t>
-      </w:r>
-      <w:r>
-        <w:rPr/>
-        <w:t xml:space="preserve"> football in 1960 (last</w:t>
-      </w:r>
-      <w:r>
-        <w:rPr/>
-        <w:t xml:space="preserve"> </w:t>
-      </w:r>
-      <w:r>
-        <w:rPr/>
-        <w:t>year DU had football), In 1961-62, Gary attended Mesa Junior College in Grand Junction and</w:t>
-      </w:r>
-      <w:r>
-        <w:rPr/>
-        <w:t xml:space="preserve"> </w:t>
-      </w:r>
-      <w:r>
-        <w:rPr/>
-        <w:t>played football in 1961. In 1964, he graduated from the University of Denver with a BA in</w:t>
-      </w:r>
-      <w:r>
-        <w:rPr/>
-        <w:t xml:space="preserve"> </w:t>
-      </w:r>
-      <w:r>
-        <w:rPr/>
-        <w:t>Education.</w:t>
-      </w:r>
-      <w:r>
-        <w:rPr/>
-        <w:t xml:space="preserve"> </w:t>
-      </w:r>
-      <w:r>
-        <w:rPr/>
-        <w:t>Gary’s coaching career included stops at Saint Francis High School in Denver in 1965-66,</w:t>
-      </w:r>
-      <w:r>
-        <w:rPr/>
-        <w:t xml:space="preserve"> </w:t>
-      </w:r>
-      <w:r>
-        <w:rPr/>
-        <w:t>Holyoke High School in Holyoke in 1966-67, Cathedral High School in Denver in 1966-67,</w:t>
-      </w:r>
-      <w:r>
-        <w:rPr/>
-        <w:t xml:space="preserve"> </w:t>
-      </w:r>
-      <w:r>
-        <w:rPr/>
-        <w:t>and Aurora Public Schools: Aurora Central – Aurora Hinkley and Junior High in 1969-80.</w:t>
-      </w:r>
-      <w:r>
-        <w:rPr/>
-        <w:t xml:space="preserve"> </w:t>
-      </w:r>
-      <w:r>
-        <w:rPr/>
-        <w:t xml:space="preserve">Gary umpired High School baseball for 15 years and refereed boys and </w:t>
-      </w:r>
-      <w:r>
-        <w:rPr/>
-        <w:t>girls</w:t>
-      </w:r>
-      <w:r>
-        <w:rPr/>
-        <w:t xml:space="preserve"> High School</w:t>
-      </w:r>
-      <w:r>
-        <w:rPr/>
-        <w:t xml:space="preserve"> </w:t>
-      </w:r>
-      <w:r>
-        <w:rPr/>
-        <w:t>basketball for 18 years. He also officiated in the NCAA for 6 years. Gary also umpired one</w:t>
-      </w:r>
-      <w:r>
-        <w:rPr/>
-        <w:t xml:space="preserve"> </w:t>
-      </w:r>
-      <w:r>
-        <w:rPr/>
-        <w:t>summer season of the Grand Junction Semi-Pro League as well as a season of the Alaska</w:t>
-      </w:r>
-      <w:r>
-        <w:rPr/>
-        <w:t xml:space="preserve"> </w:t>
-      </w:r>
-      <w:r>
-        <w:rPr/>
-        <w:t xml:space="preserve">Semi-Pro League while </w:t>
-      </w:r>
-      <w:r>
-        <w:rPr/>
-        <w:t>partnered</w:t>
-      </w:r>
-      <w:r>
-        <w:rPr/>
-        <w:t xml:space="preserve"> with Emit Ashford.</w:t>
-      </w:r>
-    </w:p>
-    <w:p>
-      <w:pPr>
-        <w:pStyle w:val="BodyText"/>
-      </w:pPr>
-    </w:p>
-    <w:p>
-      <w:pPr>
-        <w:pStyle w:val="Heading2"/>
-        <w:spacing w:before="261" w:beforeAutospacing="off" w:after="261" w:afterAutospacing="off" w:line="300" w:lineRule="auto"/>
-      </w:pPr>
-      <w:r>
-        <w:rPr>
-          <w:rFonts w:ascii="Segoe UI" w:hAnsi="Segoe UI" w:eastAsia="Segoe UI" w:cs="Segoe UI"/>
-          <w:b w:val="1"/>
-          <w:bCs w:val="1"/>
-          <w:i w:val="0"/>
-          <w:iCs w:val="0"/>
-          <w:noProof w:val="0"/>
-          <w:sz w:val="31"/>
-          <w:szCs w:val="31"/>
-          <w:lang w:val="en-US"/>
-        </w:rPr>
-        <w:t>Revised Biography: Gary Baker</w:t>
-      </w:r>
-    </w:p>
-    <w:p>
+    <w:p ns2:paraId="527325D2" ns2:textId="25FF8E80">
       <w:pPr>
         <w:spacing w:before="0" w:beforeAutospacing="off" w:after="0" w:afterAutospacing="off" w:line="300" w:lineRule="auto"/>
       </w:pPr>
@@ -183,7 +21,7 @@
         <w:t>2003 Hall of Fame Inductee – Denver</w:t>
       </w:r>
     </w:p>
-    <w:p>
+    <w:p ns2:paraId="4DBF6537" ns2:textId="03F3A140">
       <w:pPr>
         <w:spacing w:before="0" w:beforeAutospacing="off" w:after="0" w:afterAutospacing="off" w:line="300" w:lineRule="auto"/>
         <w:rPr>
@@ -297,7 +135,7 @@
         <w:t xml:space="preserve"> football in 1960—the final year the university fielded a football program.</w:t>
       </w:r>
     </w:p>
-    <w:p>
+    <w:p ns2:paraId="239017F9" ns2:textId="754D5CFB">
       <w:pPr>
         <w:spacing w:before="0" w:beforeAutospacing="off" w:after="0" w:afterAutospacing="off" w:line="300" w:lineRule="auto"/>
         <w:rPr>
@@ -383,7 +221,7 @@
         <w:t>, earning a Bachelor of Arts in Education in 1964.</w:t>
       </w:r>
     </w:p>
-    <w:p>
+    <w:p ns2:paraId="637765B5" ns2:textId="3685727B">
       <w:pPr>
         <w:spacing w:before="0" w:beforeAutospacing="off" w:after="0" w:afterAutospacing="off" w:line="300" w:lineRule="auto"/>
         <w:rPr>
@@ -581,7 +419,7 @@
         <w:t>, and the district’s junior high programs.</w:t>
       </w:r>
     </w:p>
-    <w:p>
+    <w:p ns2:paraId="57076CD7" ns2:textId="288964BA">
       <w:pPr>
         <w:spacing w:before="0" w:beforeAutospacing="off" w:after="0" w:afterAutospacing="off" w:line="300" w:lineRule="auto"/>
         <w:rPr>
@@ -639,7 +477,7 @@
         <w:t xml:space="preserve"> high school basketball for 18 years. He also officiated at the NCAA level for six years. His umpiring experience included one summer in the Grand Junction Semi-Pro League and a season in the Alaska Semi-Pro League, where he worked alongside Emmett Ashford.</w:t>
       </w:r>
     </w:p>
-    <w:p>
+    <w:p ns2:paraId="543BFA8D" ns2:textId="1B14761F">
       <w:pPr>
         <w:pStyle w:val="BodyText"/>
       </w:pPr>
